--- a/example_articles/states/Tennessee/4.states_Tennessee_Other_publisher.docx
+++ b/example_articles/states/Tennessee/4.states_Tennessee_Other_publisher.docx
@@ -29,17 +29,17 @@
     </w:p>
     <w:p>
       <w:r>
-        <w:t>Source File: Other publishers/Files (500) (31).DOCX</w:t>
+        <w:t>Source file: Other publishers/Files (500) (31).DOCX</w:t>
       </w:r>
     </w:p>
     <w:p>
       <w:r>
-        <w:t>Raw locations result: ['Tennessee', 'Appalachian Mountains']</w:t>
+        <w:t>Raw locations result, 'locations': ['Tennessee', 'Appalachian Mountains']</w:t>
       </w:r>
     </w:p>
     <w:p>
       <w:r>
-        <w:t>states_stand_flat (Standardized): Tennessee</w:t>
+        <w:t>Standardized locations result, 'states_stand_flat': Tennessee</w:t>
       </w:r>
     </w:p>
     <w:p>

--- a/example_articles/states/Tennessee/4.states_Tennessee_Other_publisher.docx
+++ b/example_articles/states/Tennessee/4.states_Tennessee_Other_publisher.docx
@@ -7,9 +7,7 @@
         <w:pStyle w:val="Heading1"/>
       </w:pPr>
       <w:r>
-        <w:t>AN INSIDE VIEW OF OUTSIDE ART;</w:t>
-        <w:br/>
-        <w:t>INSPIRED AND OBSCURE, THESE SOUTHERNERS CAPTURE A RAW VISION OF LIFE</w:t>
+        <w:t>A 'MAN' OF POWER</w:t>
       </w:r>
     </w:p>
     <w:p>
@@ -19,22 +17,22 @@
     </w:p>
     <w:p>
       <w:r>
-        <w:t>Date: 1993-03-28</w:t>
+        <w:t>Date: 1996-01-14</w:t>
       </w:r>
     </w:p>
     <w:p>
       <w:r>
-        <w:t>Section: SUNDAY MAGAZINE,</w:t>
+        <w:t>Section: FEATURES ARTS &amp; ENTERTAINMENT; Pg. E01</w:t>
       </w:r>
     </w:p>
     <w:p>
       <w:r>
-        <w:t>Source file: Other publishers/Files (500) (31).DOCX</w:t>
+        <w:t>Source file: Other publishers/Files (500) (29).DOCX</w:t>
       </w:r>
     </w:p>
     <w:p>
       <w:r>
-        <w:t>Raw locations result, 'locations': ['Tennessee', 'Appalachian Mountains']</w:t>
+        <w:t>Raw locations result, 'locations': ['Tennessee']</w:t>
       </w:r>
     </w:p>
     <w:p>
@@ -51,131 +49,67 @@
     </w:p>
     <w:p>
       <w:r>
-        <w:t>Mose Tolliver's art is created with ordinary house paint, usually on plywood. But there's nothing ordinary about his work, with its faces that rarely specify race or gender; they come from deeper roots in the psyche.</w:t>
+        <w:t>The playwright's inspiration began five years ago with a commission from the Working Theatre in New York - and a single name, Thomas Oliver Jones.</w:t>
         <w:br/>
-        <w:t>There is a haunting, memorable quality in the best of his work -- images of people, animals and self-portraits.</w:t>
+        <w:t>Never heard of him? That was the point.</w:t>
         <w:br/>
-        <w:t>More than a decade ago, Tolliver said, ''I'm not interested in art. I just want to paint my pictures.'' A year later those paintings were included in an important exhibition at the Corcoran Gallery in Washington, D.C., and other shows followed.</w:t>
+        <w:t>Jones died in obscurity in 1989, all but forgotten by the history books. But it was he who called the wildcat strike of Memphis garbage workers in 1968 that eventually led the Rev. Dr. Martin Luther King Jr. to the Lorraine Motel and an assassin's bullet. Lost in the subsequent wave of violence and regrets was the story of the union president who rallied his fellow workers in a fight for better wages and human dignity.</w:t>
         <w:br/>
-        <w:t>Tolliver, now 77, has been mostly house-bound for many years, since an accident crushed his feet in the furniture factory where he worked. His recent creations cover the walls around him as he works sitting on his bed, painting on boards that rest on his legs. His family used to scrounge for pieces of plywood, but now he can afford to buy supplies.</w:t>
+        <w:t>"It was amazing to me how one person could affect an event that ended up affecting the history of this country," says OyamO, 50, the Ann Arbor, Mich.-based playwright whose I Am a Man opened Thursday at the Philadelphia Theatre Company's Plays &amp; Players Theatre.</w:t>
         <w:br/>
-        <w:t>Visitors to Tolliver's Montgomery, Ala., home are received in his bedroom. Since he has become well-known, dealers and collectors from as far away as Japan and Germany come there to share a friendly chat on warm afternoons.</w:t>
+        <w:t>"He had very few resources with which to do that - and yet he did it," OyamO continues. "So for me, it was like a triumph of individual will. And in a world in which we feel as individuals increasingly powerless, I thought this was a good example of the opposite being true."</w:t>
         <w:br/>
-        <w:t>They are also there because of their interest in Tolliver's work, a sign that outsider art has catapulted from obscurity into the mainstream.</w:t>
+        <w:t>And yet I Am a Man is anything but a simple tale of virtue triumphant. To begin with, Jones, as OyamO re-creates him from a core of historical fact, is a seriously flawed man.</w:t>
         <w:br/>
-        <w:t>Over the past 30 years American and European outsider art has provoked steadily growing interest in the past three to five years and has reached new heights among collectors, museums and dealers. The Wall Street Journal proclaimed, ''Outsider art is suddenly the rage among art insiders.'' The article, which appeared on Feb. 25, 1992, quoted John Maizels, a British critic, ''Currently, this is the most exciting thing in the entire art world. Nothing else can touch it.''</w:t>
+        <w:t>His devotion to his fellow garbage workers is rock-solid. But Jones is also depicted as a womanizer who neglects his wife and five children while donating half his paycheck to the union. More crucially, as an eighth-grade dropout and former pool hustler, he is ill equipped to deal with the warring political forces he himself unleashed.</w:t>
         <w:br/>
-        <w:t>Sotheby's, the auction house, now includes outsider artists' works in its sales. Some of this art is disquietingly raw, rough and direct -- depicting people and animals without the gentle patina of accepted styles and techniques the public has come to expect.</w:t>
+        <w:t>"He finds that he stepped into a whirlwind of history, and that it wasn't quite as easy as he thought it was going to be," says OyamO, who peoples his play with characters ranging from black militants to a shadowy informant who briefs Memphis' smarmy mayor on the strikers' plans.</w:t>
         <w:br/>
-        <w:t>Yet its creative energy is palpable, and this is precisely the quality that has riveted the attention of the contemporary art world.</w:t>
+        <w:t>In the character of Jones, OyamO says, "I wanted a real human being - I didn't want to create some kind of a saint. Because a lot of the time we get so self-righteous about what we do. He was just an ordinary person who was thrust into history. And he had to deal with it - and he dealt with it the best way he could."</w:t>
         <w:br/>
-        <w:t>In the South, black and white artists alike share deep bonds, their history both polarized and interwoven. They respect the past and the elders who have inspired them. Some see compelling religious visions, others have memories that simply demand expression.</w:t>
+        <w:t>Sara Garonzik, producing artistic director of the Philadelphia Theatre Company, says she was attracted to I Am a Man by its strong social and political content, as well as its innovative stagecraft.</w:t>
         <w:br/>
-        <w:t>The term ''outsider'' was coined by Roger Cardinal, a Kent, England art professor. He intended it to describe art which is obscure, compulsive, and out of touch with both traditional folk art and the culture at large.</w:t>
+        <w:t>"I read this piece last year, and I was just knocked out," Garonzik says. The play - which will mark OyamO's debut before Philadelphia theater audiences - reminded her of the "lusty social union dramas of the Group Theatre" of the 1930s and, she says, "I just love a good union drama." The civil rights theme added another dimension. "So it's [about] more than just working conditions," she says. "It's about freedom."</w:t>
         <w:br/>
-        <w:t>In the United States, the term has a broad meaning that emphasizes highly personal yet evocative 20th-century art not based on traditional types of folk art.</w:t>
+        <w:t>Like the character he reimagined, OyamO, born Charles Gordon, hails from a working-class background. His father was a steelworker in the town of Lorain, Ohio; his mother was a homemaker with seven children to care for. His grandfather was a minister - and, in his way, a storyteller.</w:t>
         <w:br/>
-        <w:t>As my son and I traveled through the South to visit some of this country's best-known visionary and outsider artists, we found a depth of sensibility and value we could hardly have imagined from people both courageous and gifted.</w:t>
+        <w:t>As far back as he can remember, young Gordon loved to write. Pretty soon he was getting paid to do it. "When I was in junior high school, I used to make money from other kids by writing their writing assignments. I made my spending change that way," he says.</w:t>
         <w:br/>
-        <w:t>Despite reports that many artists who have now become internationally known would be unwilling to give interviews because they felt exploited, we found most to be hospitable and sincere.</w:t>
+        <w:t>In his spare time, he says, "I used to write letters to the editor of the local newspaper. Most folks didn't know I was a kid."</w:t>
         <w:br/>
-        <w:t>They had never before encountered a mother-son journalistic team and apparently liked the idea that we were ''family.'' Sometimes the reception was so warm and spontaneous, we felt like kin.</w:t>
+        <w:t>OyamO, an associate professor of theater at the University of Michigan who has written about 40 plays, worked three jobs to pay his way through college. He started out at Miami University of Ohio, where his verbal duels with a racist history professor became the talk of the campus. (The professor dropped dead of a heart attack mid-semester, and OyamO says everyone blamed him.)</w:t>
         <w:br/>
-        <w:t>A case in point was Lonnie Holley, 42, who welcomed us to explore his fascinating ''environment'' -- a large sculpture garden in a continuing state of development in Birmingham, Ala. Later, after many hours of good talk, we found ourselves enjoying a delicious Southern dinner with Holley and his five children.</w:t>
+        <w:t>Frustrated by an environment that he found too parochial, he briefly dropped out of school - and found himself called up by the Navy, which was ready to send him to Vietnam. OyamO, who had been an anti-war protester, had other ideas.</w:t>
         <w:br/>
-        <w:t>Holley himself was born the seventh of 27 children. Shuffled around to foster homes and institutions, he was often mistreated. Finally, he ran away, drifted and worked as a short-order cook for several years.</w:t>
+        <w:t>"I made them think that I was such a terrible militant that anything I learned I was going to use for the revolution here in this country - and they believed it," he says. "They gave me an honorable discharge, a ticket home and $800."</w:t>
         <w:br/>
-        <w:t>Perhaps because of his own tragic experiences, family and its attendant themes form the core of his work.</w:t>
+        <w:t>After spending some time in San Francisco, OyamO (still Gordon then) moved to New York, graduated from the College of New Rochelle - and earned his new name. As he tells the story, he was teaching some Harlem street kids how to play the drums. Trying to form an acronym from the shirt he was wearing from Miami University of Oxford, Ohio, they ended up, somehow, with "OyamO."</w:t>
         <w:br/>
-        <w:t>When his sister's two children died in a house fire in 1979, he became very depressed. In the weeks that followed, he decided to do something constructive with his grief. The family could not afford to buy tombstones, so he decided to make them himself.</w:t>
+        <w:t>Shortly afterward, in 1970, another black playwright from Ohio named Charles Gordone won the Pulitzer Prize for his play No Place to Be Somebody. The resulting confusion had its benefits, Gordon recalls. It made some women at New York theater parties extremely friendly, for example. At the same time, "his enemies became my enemies, too. So I started calling myself OyamO to distinguish myself from Gordone."</w:t>
         <w:br/>
-        <w:t>''I asked God to give me something so that I may go to the top in life, and he did,'' Holley recalls. ''I used the setting sun, the stars, the hills -- all that has affected my imagination and what I put into my work.''</w:t>
+        <w:t>Already a working playwright, OyamO attended the Yale School of Drama in the late 1970s, where his later success, The Resurrection of Lady Lester, about the jazz singer Lester Young, received its initial production.</w:t>
         <w:br/>
-        <w:t>He sculpts industrial sandstone, a byproduct from a local steel pipe factory in Birmingham. Thirteen years ago, he did an unusual thing for an outsider artist; he set about getting public recognition. He walked into the Birmingham Art Museum carrying several sculptures. Four months later, they were at the Smithsonian Institution.</w:t>
+        <w:t>But Garonzik, who is familiar with that work, considers I Am a Man - which has received major productions at Chicago's Goodman Theatre and Washington's Arena Stage - to be the playwright's "masterpiece."</w:t>
         <w:br/>
-        <w:t>Holley's interpretations of human and animal forms recall West African, Egyptian and Pre-Columbian art. Yet his more abstract forms relate to 20th- century masters -- Arp, Moore and Picasso. The startling phenomenon is that none of these artists has influenced him.</w:t>
+        <w:t>The play is the product of more than six months of intensive historical research. OyamO traveled to Memphis to learn about Jones and the garbage workers' strike, pored through the oral histories and documentation collected by the Memphis Sanitation Strike Project, and interviewed survivors of that era. He also relied on a book called At the River I Stand by Joan Turner Beifuss.</w:t>
         <w:br/>
-        <w:t>His imagination seems boundless; during our visit, he spontaneously composed and sang several songs, playing an electric keyboard. He also wrote a tone poem to crystallize the mood of the day.</w:t>
+        <w:t>The Memphis setting gave OyamO the idea for the play's nontraditional narrator, the Bluesman, who not only sings but gives voice to the entire story. A stand-in for the playwright, he reimagines the sanitation strike and Jones' half-tragic story as a sort of blues narrative.</w:t>
         <w:br/>
-        <w:t>Bill Arnett, of Atlanta, who probably has the largest collection of fine outsider art in the country, calls Holley ''a national treasure,'' not just for the quality of his work but the quality of his mind.</w:t>
+        <w:t>OyamO says he has used composite characters and reconstructed dialogue, but he believes he was "loyal to the essence of the truth."</w:t>
         <w:br/>
-        <w:t>Arnett was also an early champion of Thornton Dial's work, and now handles its exclusive sale and manages his career. Dial built boxcars at the Pullman Standard Co., in Bessemer, Ala., for more than 30 years before his talent was discovered.</w:t>
+        <w:t>Although we do not learn this from the play, OyamO says Jones left the union he founded less than two years after the strike, married three times (his third wife met him when he was "living in a pickup truck with two changes of clothing"), and was permanently embittered by the events he helped spark.</w:t>
         <w:br/>
-        <w:t>Dial, 64, and his family live in a spacious, contemporary house on a lake near Bessemer, evidence that his art has created an almost magical transformation in his life. After we took part in an expansive Sunday morning buffet featuring grits and hotcakes, we settled down with him and his son, Thornton Jr., also a noted artist, in the large studio near the house.</w:t>
+        <w:t>"His spirit was definitely damaged, maybe even broken," the playwright says.</w:t>
         <w:br/>
-        <w:t>Dial's powerful paintings, which sell for $ 50,000 to $ 100,000 in New York, come from the head as well as the heart. He deals with social history, the not-at-all-charming story of black people in America.</w:t>
+        <w:t>The play itself ends on a deliberate note of ambiguity, with an unhappy Jones reluctantly summoning the garbage workers back to the job. "It's life," says OyamO. "A lot of things are just inexact, and you kind of get left hanging."</w:t>
         <w:br/>
-        <w:t>These paintings are as lush as they are savage, painted with a violence that eloquently carries their message.</w:t>
-        <w:br/>
-        <w:t>Dial uses the tiger to symbolize the black man in America today. One significant work shows a baby tiger surrounded by dejected human faces. It carries a long but telling title, ''Little Tiger Being Born into the World -- He Don't Know What's Going On But He Going to Find Out.''</w:t>
-        <w:br/>
-        <w:t>His early work used thrown-away objects, which he perceived as parallel to the status of American blacks. Recent works express complex ideas with a diverse but effective visual vocabulary -- huge canvases, plenty of paint, rope, pieces of carpet for texture and industrial putty laid out impasto.</w:t>
-        <w:br/>
-        <w:t>According to Robert Bishop, of the Museum of American Folk Art in New York, ''Museums with major contemporary art collections including Picasso and Matisse are going to have Dials in their collection.''</w:t>
-        <w:br/>
-        <w:t>Dial's experience as a working-class black man are a constant reminder to him not to stray from his central themes.</w:t>
-        <w:br/>
-        <w:t>''I never been able to own nothing to do anything with,'' he told The Atlanta Journal and Constitution in 1990. ''I've always been on the company land, or somebody's land, and you couldn't do this and you couldn't do that. ...''</w:t>
-        <w:br/>
-        <w:t>And now that he has something? ''All of it's incredible. Because I never knew nothing about nothing like that.''</w:t>
-        <w:br/>
-        <w:t>Mose Tolliver began painting 15 years ago. He was one of 12 children born to sharecropper parents and is the father of 14 children himself. He is also a prolific painter, often producing several paintings a day. He prefers ordinary house paint and a limited palette. Yet the colors he uses to paint his images of people and animals are at once sophisticated and mystical.</w:t>
-        <w:br/>
-        <w:t>Tolliver was encouraged to make painting his career by his former employer, Raymond McLendon. His formal schooling was minimal, and he spurned McLendon's offer of art lessons. Tolliver says he learned to paint ''the hard way -- all by myself.''</w:t>
-        <w:br/>
-        <w:t>Annie Tolliver, 42, Mose's daughter who lives several blocks away, has learned much from her father. She has emerged as a distinctive artist in her own right.</w:t>
-        <w:br/>
-        <w:t>It was recently discovered that she painted some of the work attributed to Mose during a five-year period. Collectors who find they have such work ask her to sign her name near his, and she's happy to oblige.</w:t>
-        <w:br/>
-        <w:t>At first, she says, her goal was to paint just like her father, who encouraged all his children to try their hand. ''Then I wanted to paint what I liked, and now that's all I want to do. … I know I'll never give it up.''</w:t>
-        <w:br/>
-        <w:t>In her strong, colorful style, she paints subjects she knows: her three teen-agers and other family youngsters as she's seen them over the years -- riding bikes, scooters and cars; fishing for red snapper, etc. She paints her mother -- when she was sick in the hospital, and then, ''ascending to heaven.''</w:t>
-        <w:br/>
-        <w:t>Jimmie Lee Sudduth, 82, is recovering from a recent heart operation but full of the enthusiasm and high spirits that have made him a celebrity in rural Alabama.</w:t>
-        <w:br/>
-        <w:t>The son of an Indian ''medicine lady'' who encouraged him to paint, he spent most of his life working on farms and later, as a gardener/handyman for townspeople.</w:t>
-        <w:br/>
-        <w:t>His painting medium is mud -- earth-brown, coal-black, ochre-yellow and red-orange mud. It's mixed with sugar water for stability and natural pigments like wild berry juices, turnip-leaf green and colors from rocks. He's been using these for almost 80 years, since he began drawing in the mud with sticks.</w:t>
-        <w:br/>
-        <w:t>Known for lively images of women and simple rural subjects, he now enjoys visits from people who want to watch him paint and hear his harmonica blues.</w:t>
-        <w:br/>
-        <w:t>He's a happy man, eager to share a tune. His little dog out back yaps excitedly at hearing his voice and as he says, ''I've been all the way to New York City and my pictures are all over this world.'' Both the Smithsonian Institution and the Birmingham Art Museum have shown his work; a European exhibition is scheduled this year.</w:t>
-        <w:br/>
-        <w:t>In a small town about an hour outside of Atlanta, the Rev. Howard Finster and his wife proudly took us through their vegetable garden. Finster, 76, eased into a chair outside his studio. In the fading afternoon sunlight he strummed his banjo and sang lively old songs.</w:t>
-        <w:br/>
-        <w:t>Finster was an active revivalist minister for nearly 40 years. When he was about 60, he began to feel that his message wasn't reaching enough people. Even some in church were not listening. And this was something he cared about deeply.</w:t>
-        <w:br/>
-        <w:t>In 1976 he had a vision commanding him to ''paint sacred art,'' and although he never saw himself as an artist before, he set to his task with awesome energy.</w:t>
-        <w:br/>
-        <w:t>Now, some 22,000 works of art later, he's America's most widely known visionary artist. Although it's been said that he cranks these pieces out, he also seems to believe in each and every one of them and sends them forth like little missionaries to bring messages of religious inspiration to as many people as possible.</w:t>
-        <w:br/>
-        <w:t>His fundamentalist views warn of the apocalypse and exhort mankind to live morally because redemption, damnation and salvation are just around the corner.</w:t>
-        <w:br/>
-        <w:t>Finster's paintings have been commissioned for the Library of Congress, and he's received a National Endowment for the Arts fellowship in sculpture.</w:t>
-        <w:br/>
-        <w:t>He's done an award-winning album cover for the rock band the Talking Heads.</w:t>
-        <w:br/>
-        <w:t>The ''Little Creatures'' cover, with its 26 Bible verses, gave Finster great satisfaction when it went platinum. He calculates that the verses were multiplied to 26 million verses, each with a chance to influence some not- necessarily-pious rock fan.</w:t>
-        <w:br/>
-        <w:t>Working with his hands is nothing for Finster. He's adept at 22 trades including carpentry and plumbing as well as piano rebuilding and bicycle repair, skills used to supplement his income as a preacher.</w:t>
-        <w:br/>
-        <w:t>His beliefs and skills also led him to create Paradise Garden, a seven-year labor that included clearing jungle, killing over 100 snakes and cutting thousands of trees. The 3-acre outdoor art environment near his home draws thousands of visitors annually. It's an earnest conglomeration of the cast-off detritus of society -- tools, broken bottles, dolls, clocks, bicycle parts, all imbedded in concrete structures and winding paths, a comment on what premature knowledge of good and evil can do.</w:t>
-        <w:br/>
-        <w:t>Outsider artists by definition are unschooled, and their naivete has led to conflict with the larger art world. To them, creating is a natural act, not a means to an economic end.</w:t>
-        <w:br/>
-        <w:t>But economics has intruded. Dealers have attempted to over-specify ''what will sell'' -- what images, what colors, what sizes.</w:t>
-        <w:br/>
-        <w:t>The artists have responded in three ways. Some, as Joey Brackner of the Alabama Arts Council points out, have ''a new-found sense of free-enterprise, where artists crank out as many pieces as possible, sometimes with the help of friends and family.'' Others become flatly uncooperative with dealers.</w:t>
-        <w:br/>
-        <w:t>Still others, like Thornton Dial, find ways to satisfy the disparate needs of the artist and his public.</w:t>
-        <w:br/>
-        <w:t>Dial reasons, ''Anybody that never had nothing and something come into their life, it would make them feel good.''</w:t>
+        <w:t>IF YOU GO * "I Am a Man," a production of the Philadelphia Theatre Company, is running through Feb. 4 at Plays &amp; Players Theatre, 1714 Delancey St. Tickets are $19 to $27. Information: 215-735-0631.</w:t>
         <w:br/>
         <w:br/>
         <w:t>Notes</w:t>
         <w:br/>
         <w:br/>
-        <w:t>Ruth Kaplan is a visual arts writer based in Florida and Delaware; her stories have appeared in the (Delaware) News Journal and Delaware Today magazine. John Kaplan is an award-winning correspondent for the Block News Alliance who lives in Pittsburgh.</w:t>
+        <w:t>NOW PLAYING: THEATER</w:t>
         <w:br/>
         <w:br/>
         <w:t>Graphic</w:t>
@@ -183,7 +117,13 @@
         <w:br/>
         <w:t xml:space="preserve"> </w:t>
         <w:br/>
-        <w:t>PHOTO (5), The creations of Lonnie Holley, who works through his anger with paintings like ''Reaching Up for All You Need,'' are suddenly in demand as outsider art achieves mainstream popularity. (Cover photo), Jimmie Lee Sudduth, 82, with model for this portrait of his dog, paints with mix of mud and sugar water that he has used since childhood., Thornton Dial is a breakthrough Southern outsider artist whose work (background) hangs in the Smithsonian Institution., (For two photos) Above, Mose Tolliver has used art as a form of therapy since he became disabled in an accident many years ago, and paints while sitting in bed in his Montgomery, Ala., home. His daughter Annie, left, was inspired by his work to become an artist and is fast achieving the mainstream recognition enjoyed by her father.</w:t>
+        <w:t>PHOTO;</w:t>
+        <w:br/>
+        <w:t>PHOTO (2)</w:t>
+        <w:br/>
+        <w:t>1. "I Am a Man" deals with a painful strike. It stars (from left) Robert Christophe, Vince Williams, Herb Downer. (MARK GARVIN)</w:t>
+        <w:br/>
+        <w:t>2. Andrew Boyer plays the Memphis mayor in the drama about the '68 strike.</w:t>
       </w:r>
     </w:p>
     <w:sectPr>

--- a/example_articles/states/Tennessee/4.states_Tennessee_Other_publisher.docx
+++ b/example_articles/states/Tennessee/4.states_Tennessee_Other_publisher.docx
@@ -7,7 +7,7 @@
         <w:pStyle w:val="Heading1"/>
       </w:pPr>
       <w:r>
-        <w:t>A 'MAN' OF POWER</w:t>
+        <w:t>THE FAMILY TRADITION IS DRIVING HEALTH-PLAN ADVOCATE JIM COOPER THE TENNESSEAN PROMOTES A PROGRAM THAT IS STEALING THE CLINTON PLAN'S SPOTLIGHT.</w:t>
       </w:r>
     </w:p>
     <w:p>
@@ -17,17 +17,17 @@
     </w:p>
     <w:p>
       <w:r>
-        <w:t>Date: 1996-01-14</w:t>
+        <w:t>Date: 1994-04-02</w:t>
       </w:r>
     </w:p>
     <w:p>
       <w:r>
-        <w:t>Section: FEATURES ARTS &amp; ENTERTAINMENT; Pg. E01</w:t>
+        <w:t>Section: NATIONAL; Pg. A01</w:t>
       </w:r>
     </w:p>
     <w:p>
       <w:r>
-        <w:t>Source file: Other publishers/Files (500) (29).DOCX</w:t>
+        <w:t>Source file: Other publishers/Files (500) (31).DOCX</w:t>
       </w:r>
     </w:p>
     <w:p>
@@ -49,67 +49,165 @@
     </w:p>
     <w:p>
       <w:r>
-        <w:t>The playwright's inspiration began five years ago with a commission from the Working Theatre in New York - and a single name, Thomas Oliver Jones.</w:t>
+        <w:t>As he stood in his white graduation outfit before Mizz Williams' Rainbow Kindergarten class more than 30 years ago, the boy then called "Jamie" Cooper made an everlasting impression.</w:t>
         <w:br/>
-        <w:t>Never heard of him? That was the point.</w:t>
+        <w:t>"He said he liked handiwork - paint, crayons and clay," recalls Lytle Landers, whose son was in the same class, "and he wanted to be governor."</w:t>
         <w:br/>
-        <w:t>Jones died in obscurity in 1989, all but forgotten by the history books. But it was he who called the wildcat strike of Memphis garbage workers in 1968 that eventually led the Rev. Dr. Martin Luther King Jr. to the Lorraine Motel and an assassin's bullet. Lost in the subsequent wave of violence and regrets was the story of the union president who rallied his fellow workers in a fight for better wages and human dignity.</w:t>
+        <w:t>It never came to pass.</w:t>
         <w:br/>
-        <w:t>"It was amazing to me how one person could affect an event that ended up affecting the history of this country," says OyamO, 50, the Ann Arbor, Mich.-based playwright whose I Am a Man opened Thursday at the Philadelphia Theatre Company's Plays &amp; Players Theatre.</w:t>
+        <w:t>Instead, Jim Cooper - they call him Jim these days - has set out to change your life.</w:t>
         <w:br/>
-        <w:t>"He had very few resources with which to do that - and yet he did it," OyamO continues. "So for me, it was like a triumph of individual will. And in a world in which we feel as individuals increasingly powerless, I thought this was a good example of the opposite being true."</w:t>
+        <w:t>He ended up in Washington rather than Nashville, and has come up with a plan to reform America's health-care system, a plan that has been grabbing a serious share of the attention from the one devised by his big-name competition - Hillary Rodham Clinton.</w:t>
         <w:br/>
-        <w:t>And yet I Am a Man is anything but a simple tale of virtue triumphant. To begin with, Jones, as OyamO re-creates him from a core of historical fact, is a seriously flawed man.</w:t>
+        <w:t>And while the Inside the Beltway crowd struggles to understand how this virtual nobody from the rural South stole Bill Clinton's health-care spotlight, Jim Cooper's compadres here nod with satisfaction and pride. He's just doing what was expected, they explain, living out his destiny.</w:t>
         <w:br/>
-        <w:t>His devotion to his fellow garbage workers is rock-solid. But Jones is also depicted as a womanizer who neglects his wife and five children while donating half his paycheck to the union. More crucially, as an eighth-grade dropout and former pool hustler, he is ill equipped to deal with the warring political forces he himself unleashed.</w:t>
+        <w:t>The 39-year-old junior congressman, who Washingtonians like to think burst</w:t>
         <w:br/>
-        <w:t>"He finds that he stepped into a whirlwind of history, and that it wasn't quite as easy as he thought it was going to be," says OyamO, who peoples his play with characters ranging from black militants to a shadowy informant who briefs Memphis' smarmy mayor on the strikers' plans.</w:t>
+        <w:t>from nowhere to challenge his own party's president on the issue that is lifeblood to his administration, is doing exactly what his forceful father taught him all those years ago: serving the public and doing what he thinks is right.</w:t>
         <w:br/>
-        <w:t>In the character of Jones, OyamO says, "I wanted a real human being - I didn't want to create some kind of a saint. Because a lot of the time we get so self-righteous about what we do. He was just an ordinary person who was thrust into history. And he had to deal with it - and he dealt with it the best way he could."</w:t>
+        <w:t>People are comfortable talking about bloodlines here in Tennessee Walking Horse country, and when the talk shifts to leadership, there isn't any better pedigree than Jim Cooper's.</w:t>
         <w:br/>
-        <w:t>Sara Garonzik, producing artistic director of the Philadelphia Theatre Company, says she was attracted to I Am a Man by its strong social and political content, as well as its innovative stagecraft.</w:t>
+        <w:t>It seems as if Cooper's ascendance had been charted on a map that wove lines through both branches of his family. The path might begin with two ancestors who served in the Virginia House of Burgesses; continue with one great-great-grandfather and one great-grandfather who fought for the Confederate Army, the latter going on to become mayor of Wytheville, Va.; then meander by a grandfather who was speaker of the Tennessee General Assembly; take in a grandmother who was a National Democratic committeewoman, campaigned for women's suffrage and served two decades on the state Board of Education, and climb toward the father, Prentice Cooper, who was a three-term governor of Tennessee and ambassador to Peru.</w:t>
         <w:br/>
-        <w:t>"I read this piece last year, and I was just knocked out," Garonzik says. The play - which will mark OyamO's debut before Philadelphia theater audiences - reminded her of the "lusty social union dramas of the Group Theatre" of the 1930s and, she says, "I just love a good union drama." The civil rights theme added another dimension. "So it's [about] more than just working conditions," she says. "It's about freedom."</w:t>
+        <w:t>For Jim Cooper, groomed from birth is an understatement.</w:t>
         <w:br/>
-        <w:t>Like the character he reimagined, OyamO, born Charles Gordon, hails from a working-class background. His father was a steelworker in the town of Lorain, Ohio; his mother was a homemaker with seven children to care for. His grandfather was a minister - and, in his way, a storyteller.</w:t>
+        <w:t>"We always have believed - both families - that people should take part and be interested to know what's going on," said Cooper's mother, Hortense.</w:t>
         <w:br/>
-        <w:t>As far back as he can remember, young Gordon loved to write. Pretty soon he was getting paid to do it. "When I was in junior high school, I used to make money from other kids by writing their writing assignments. I made my spending change that way," he says.</w:t>
+        <w:t>"His father always held political service as the best thing you could do in life," said Jim's wife, Martha Hays Cooper, an ornithologist.</w:t>
         <w:br/>
-        <w:t>In his spare time, he says, "I used to write letters to the editor of the local newspaper. Most folks didn't know I was a kid."</w:t>
+        <w:t>*</w:t>
         <w:br/>
-        <w:t>OyamO, an associate professor of theater at the University of Michigan who has written about 40 plays, worked three jobs to pay his way through college. He started out at Miami University of Ohio, where his verbal duels with a racist history professor became the talk of the campus. (The professor dropped dead of a heart attack mid-semester, and OyamO says everyone blamed him.)</w:t>
+        <w:t>Lytle Landers - everyone calls him "Jug" - had a clear view that day from his second-floor office in one corner of what locals simply call "The Square."</w:t>
         <w:br/>
-        <w:t>Frustrated by an environment that he found too parochial, he briefly dropped out of school - and found himself called up by the Navy, which was ready to send him to Vietnam. OyamO, who had been an anti-war protester, had other ideas.</w:t>
+        <w:t>A car, which had been wending its way around the Bedford County Courthouse, jumped a curb and smashed through the picture window of a jewelry store.</w:t>
         <w:br/>
-        <w:t>"I made them think that I was such a terrible militant that anything I learned I was going to use for the revolution here in this country - and they believed it," he says. "They gave me an honorable discharge, a ticket home and $800."</w:t>
+        <w:t>Jim Cooper, who then was 10 years old, had been standing in the car's path and was slammed through the window.</w:t>
         <w:br/>
-        <w:t>After spending some time in San Francisco, OyamO (still Gordon then) moved to New York, graduated from the College of New Rochelle - and earned his new name. As he tells the story, he was teaching some Harlem street kids how to play the drums. Trying to form an acronym from the shirt he was wearing from Miami University of Oxford, Ohio, they ended up, somehow, with "OyamO."</w:t>
+        <w:t>He had to be dead, Landers thought.</w:t>
         <w:br/>
-        <w:t>Shortly afterward, in 1970, another black playwright from Ohio named Charles Gordone won the Pulitzer Prize for his play No Place to Be Somebody. The resulting confusion had its benefits, Gordon recalls. It made some women at New York theater parties extremely friendly, for example. At the same time, "his enemies became my enemies, too. So I started calling myself OyamO to distinguish myself from Gordone."</w:t>
+        <w:t>But by pushing his wiry body off the hood of the car, Cooper avoided being crushed and, instead, landed safely "amidst all the jewels of Shelbyville," said his brother John Cooper.</w:t>
         <w:br/>
-        <w:t>Already a working playwright, OyamO attended the Yale School of Drama in the late 1970s, where his later success, The Resurrection of Lady Lester, about the jazz singer Lester Young, received its initial production.</w:t>
+        <w:t>"He, I think, had in his own mind prior to the accident thought, 'What do you do if a car comes at you?' " John Cooper said recently. " 'You would jump up, because the wheels would do the most damage.'</w:t>
         <w:br/>
-        <w:t>But Garonzik, who is familiar with that work, considers I Am a Man - which has received major productions at Chicago's Goodman Theatre and Washington's Arena Stage - to be the playwright's "masterpiece."</w:t>
+        <w:t>"This, I think, explains Jim," added his brother, younger by two years. "Everything he does is thought out in advance."</w:t>
         <w:br/>
-        <w:t>The play is the product of more than six months of intensive historical research. OyamO traveled to Memphis to learn about Jones and the garbage workers' strike, pored through the oral histories and documentation collected by the Memphis Sanitation Strike Project, and interviewed survivors of that era. He also relied on a book called At the River I Stand by Joan Turner Beifuss.</w:t>
+        <w:t>Jim Cooper plans.</w:t>
         <w:br/>
-        <w:t>The Memphis setting gave OyamO the idea for the play's nontraditional narrator, the Bluesman, who not only sings but gives voice to the entire story. A stand-in for the playwright, he reimagines the sanitation strike and Jones' half-tragic story as a sort of blues narrative.</w:t>
+        <w:t>While his two brothers, William and John, went to Harvard, a politically astute Jim stayed closer to home, enrolling at the University of North Carolina at Chapel Hill, "which is more palatable to Tennesseans," said Martha Cooper, 39. (Later, he went to Oxford as a Rhodes Scholar and to Harvard Law School.)</w:t>
         <w:br/>
-        <w:t>OyamO says he has used composite characters and reconstructed dialogue, but he believes he was "loyal to the essence of the truth."</w:t>
+        <w:t>When he got to Congress - in 1983 at the age of 28 - "he tuned up his golf game (so that he could) spend time with these senior members and lobby for a position on the Energy and Commerce Committee," Martha said recently over a bowl of chicken soup and a Greek salad at the Prime Steak House here.</w:t>
         <w:br/>
-        <w:t>Although we do not learn this from the play, OyamO says Jones left the union he founded less than two years after the strike, married three times (his third wife met him when he was "living in a pickup truck with two changes of clothing"), and was permanently embittered by the events he helped spark.</w:t>
+        <w:t>Once he got on his chosen committee, in his third term, he started plugging away on health care, an issue for which Cooper said he has had a passion since childhood.</w:t>
         <w:br/>
-        <w:t>"His spirit was definitely damaged, maybe even broken," the playwright says.</w:t>
+        <w:t>"I feel like I grew up around hospitals because my father had cancer for 30 years," Cooper - here the o's in his name are pronounced like those in cook - said during a recent trip home.</w:t>
         <w:br/>
-        <w:t>The play itself ends on a deliberate note of ambiguity, with an unhappy Jones reluctantly summoning the garbage workers back to the job. "It's life," says OyamO. "A lot of things are just inexact, and you kind of get left hanging."</w:t>
+        <w:t>Hortense Cooper remembers piling her three sons in a cavernous 1951 Cadillac - which to this day is parked beside her house - and driving to the Mayo Clinic in Minnesota for Prentice Cooper's annual checkups. Prentice died of colon cancer in 1969, when he was 74 and Jim was 14.</w:t>
         <w:br/>
-        <w:t>IF YOU GO * "I Am a Man," a production of the Philadelphia Theatre Company, is running through Feb. 4 at Plays &amp; Players Theatre, 1714 Delancey St. Tickets are $19 to $27. Information: 215-735-0631.</w:t>
+        <w:t>Twenty years later, Jim Cooper put forth a health-care reform bill, but it languished under former President George Bush.</w:t>
         <w:br/>
+        <w:t>Ironically, it was President Clinton's call for universal health coverage - which is not an element of Cooper's bill - that has put the conservative Democrat at center stage.</w:t>
         <w:br/>
-        <w:t>Notes</w:t>
+        <w:t>It also was Clinton, by virtue of his selection of another Tennessean, Al Gore, as vice president, that opened the door for Cooper's current quest for the U.S. Senate.</w:t>
         <w:br/>
+        <w:t>The Coopers, Landers said, "have built their lives around being prepared - prep schools, college, way of life, morals, family. Then, when something like the U.S. Senate opens up, they're ready."</w:t>
         <w:br/>
-        <w:t>NOW PLAYING: THEATER</w:t>
+        <w:t>*</w:t>
+        <w:br/>
+        <w:t>A thin man with thin lips and thinning brown hair carries a plastic "Kermit" kite in one hand and his 4-year-old daughter in the other.</w:t>
+        <w:br/>
+        <w:t>No matter what's going on in Washington or with his Senate campaign, Jim Cooper comes home every Sunday to Martha, whom he calls "Ookie," and his children Mary and 2-year-old Jamie, whose real name is John James Audubon Cooper after a great-great-grandfather who fought for the Confederacy in the Battle of Newmarket.</w:t>
+        <w:br/>
+        <w:t>A year ago, the family moved from a cramped Washington townhouse to this roomy "guest house" designed by Prentice Cooper to loosely replicate the ambassador's residence in Peru. It is across the lawn from the house Jim grew up in and a few blocks from The Square, the center of life for this working- class town of 14,029, which Martha quips is so small that "the supermarket checkout girls know your diaper habits."</w:t>
+        <w:br/>
+        <w:t>At home, Cooper likes to jog, play golf, read his favorite computer magazine and, his wife says, strum the only song he knows on the banjo - "Foggy Mountain Breakdown." Now and then, he stops in to see the regulars at Pope's Cafe, a down-home kind of place where waitress Hazel Burton calls everyone "hon" as she serves up hot biscuits, country-style steak and homemade pies.</w:t>
+        <w:br/>
+        <w:t>Within 11 miles, there are four houses, all grand, built by four generations of Cooper's forebears. This one, built with beige-colored, crab- orchard stone and punctuated by four hand-carved columns, was the social center of Cooper's childhood, the site of 36-person dinner parties in the seemingly endless "Big Hall."</w:t>
+        <w:br/>
+        <w:t>Those dinners, and his father's insistence that the children be included in every outing, heightened his early awareness of politics and world affairs, Cooper says.</w:t>
+        <w:br/>
+        <w:t>"My brothers and I went to a little elementary school a few blocks away. We would race home to see who could get Time and Newsweek," he says. "There were three boys and two magazines."</w:t>
+        <w:br/>
+        <w:t>The parallels between Jim Cooper and Bill Clinton are hard to miss. Both are ambitious Southern Democrats, of the Democratic Leadership Council mold, who have waited for the right moment to make their mark - and then pounced.</w:t>
+        <w:br/>
+        <w:t>Still, Cooper insists he is not trying to douse the President's flame with his health-care plan, which would make insurance coverage more accessible, but not universal.</w:t>
+        <w:br/>
+        <w:t>His plan, dubbed "Clinton lite," would provide subsidies to help low- income people get coverage and would set up insurance purchasing co-ops for businesses with 100 or fewer workers. Employers would be required to offer, but not pay for, coverage.</w:t>
+        <w:br/>
+        <w:t>The plan would be financed by strict limits on the tax deduction employers can take for providing health-care benefits to their workers and by cuts in Medicare. Cooper's bill also would avoid government price controls on health care.</w:t>
+        <w:br/>
+        <w:t>"I've had this approach for three years," Cooper says. "What was I going to do? Be muzzled?</w:t>
+        <w:br/>
+        <w:t>"I call myself the President's seeing eye dog," he continues. "The middle ground is only one-inch wide, and I found it."</w:t>
+        <w:br/>
+        <w:t>*</w:t>
+        <w:br/>
+        <w:t>A visit to Hortense Cooper's house, the home of Jim Cooper's youth, is like a trip back in time.</w:t>
+        <w:br/>
+        <w:t>The three-story, red-brick manse, which rises imposingly from the end of a long circle driveway on an even larger lawn, was built at the turn of the century by Jim Cooper's great-grandfather.</w:t>
+        <w:br/>
+        <w:t>Little has changed in the Victorian house since then, save the addition of telephones and central heating. A lavender-and-green stained glass window rises majestically over a cherry-wood banister leading from the first to the second floor. Grandmother Cooper's 10-foot-high mahogany bed lords over a first-floor bedroom, her elaborately carved teak-and-ivory Chinese desk, purchased by an aunt at one or another World's Fair, fills the space beneath the stairs.</w:t>
+        <w:br/>
+        <w:t>Hortense Cooper, now 74, reigns regally in the "sitting-room hall" on a worn black-leather couch, the mahogany arms of which are carved into kingly lions and the stuffing of which is peeking out.</w:t>
+        <w:br/>
+        <w:t>Her children's sense of who they are, Hortense Cooper says with a certain touch of modesty, comes in large part from their father and his father.</w:t>
+        <w:br/>
+        <w:t>Prentice Cooper, who was 59 and nine years out of the governor's office when Jim was born, was temperamental and domineering, but benevolent, relatives say. Despite the family's wealth, gleaned from real estate and banking, the Coopers lived frugally.</w:t>
+        <w:br/>
+        <w:t>To this day, says hardware store owner Knox Pitts, "you might accuse somebody of being a Prentice Cooper - cheap."</w:t>
+        <w:br/>
+        <w:t>Jim was an ace student, exacting a near-perfect score on college entrance exams, an enthusiastic Eagle Scout, a master of 4-H debates and school science projects.</w:t>
+        <w:br/>
+        <w:t>"Jim is just an unusual fellow, if I do say so," Hortense Cooper says with a slight snicker. "He's a man of unusual integrity. He's not a politician's politician. He's more a statesman. He's interested in doing the right thing and making this country better."</w:t>
+        <w:br/>
+        <w:t>As a child, his only shortcoming was Little League, where, his brother and campaign manager John Cooper reports, he was a lousy right-fielder.</w:t>
+        <w:br/>
+        <w:t>"I will confess to my own aggravation over a lot of years that Jim has always been straight, true, caring," says John Cooper, "far too perfect for any younger brother to put up with."</w:t>
+        <w:br/>
+        <w:t>*</w:t>
+        <w:br/>
+        <w:t>The guy just never got in trouble. Not as a child. Not as a teenager. Not as a college kid. When his contemporaries were smoking marijuana and growing hippie-long hair, Jim Cooper abstained, at least to the knowledge of his cohorts.</w:t>
+        <w:br/>
+        <w:t>"He's very serious. Everything he does is serious. He's not funny," says Harold Segroves, head of a real estate firm here. "You know how stuffy and straight-laced Al (Gore) is? I think Cooper's got him beat."</w:t>
+        <w:br/>
+        <w:t>"You'd think that a guy living around here most of his life, that you'd hear something bad about him - but I never have," said Pat Marsh, chairman of a local truck company. "It's like he's too good to be true."</w:t>
+        <w:br/>
+        <w:t>From Groton, Cooper won a prestigious Morehead Award scholarship to the University of North Carolina. Though it was good for four years of tuition, Cooper finished in three.</w:t>
+        <w:br/>
+        <w:t>Cooper moved in the old university's most elite circles, including groups such as the Order of the Golden Fleece, a club comparable to Yale's Skull and Bones. Though elected to edit The Daily Tarheel newspaper, he didn't hang out with the lower-brow journalism crowd, said co-editor Gregory Turosak, who now edits the Grand Forks Herald.</w:t>
+        <w:br/>
+        <w:t>"He had an aura about him of presumed leadership," added Cole C. Campbell, a political antagonist of Cooper's on campus and his successor as editor of the Tarheel.</w:t>
+        <w:br/>
+        <w:t>He snubbed his nose at student shenanigans that marked the Vietnam era, such as streakers running naked in the streets or daily pot smoke-ins at the school's belltower.</w:t>
+        <w:br/>
+        <w:t>Cooper's conservatism shone.</w:t>
+        <w:br/>
+        <w:t>"When the university decided to crack down," said Campbell, now editor of The Virginian-Pilot in Norfolk, "Jim wrote an editorial in favor of the administration - against the prevailing sentiment of the students."</w:t>
+        <w:br/>
+        <w:t>*</w:t>
+        <w:br/>
+        <w:t>Jug Landers points with pride to a poplar slatted chair - so worn the veneer is stripped almost entirely off the seat - that sits beneath a photo of the 1968 Democratic National Convention.</w:t>
+        <w:br/>
+        <w:t>"He started right over there in that chair," Landers boasts of Cooper. "This is where he came to ask whether he should run."</w:t>
+        <w:br/>
+        <w:t>That was in 1981, he says, when Cooper, just one year out of law school, was mulling whether to seek the congressional seat vacated by then-Sen. Al Gore Jr.</w:t>
+        <w:br/>
+        <w:t>Landers gave him the nod.</w:t>
+        <w:br/>
+        <w:t>Cooper mortgaged a family farm to loan $380,000 to his campaign, and won by a 2-to-1 ratio.</w:t>
+        <w:br/>
+        <w:t>In this part of middle Tennessee, a region that produces smooth-riding horses, No. 2 pencils and championship girls' high school basketball teams, they like their politicians Democratic and they like them conservative.</w:t>
+        <w:br/>
+        <w:t>To win office in Shelbyville - pronounced "Shebvul" by many natives and lying halfway between Nashville and Alabama - "you have to be a Republican in Democrat's clothing," says Mayor J. Henry Feldhaus 3d.</w:t>
+        <w:br/>
+        <w:t>When Prentice Cooper ran for the Senate in 1958, he pledged his allegiance to the Southern Manifesto, a doctrine urging states to resist integration. (He lost to Al Gore Sr.) Jim Cooper, while decrying his father's civil rights record, is slightly more moderate.</w:t>
+        <w:br/>
+        <w:t>"He's probably the only Democrat I've ever voted for," Pope's owner, Tim Arnold, says of Cooper.</w:t>
+        <w:br/>
+        <w:t>Arnold and other folks here say they like Cooper's spunk, his willingness to battle even the President for the sake of their conservative interests.</w:t>
+        <w:br/>
+        <w:t>There's no one better suited for Washington, they say here, than Prentice Cooper's second son.</w:t>
+        <w:br/>
+        <w:t>"I think he could have long since played out his kindergarten pledge if he wanted to be governor," Landers says. "But he has a fire for national politics."</w:t>
         <w:br/>
         <w:br/>
         <w:t>Graphic</w:t>
@@ -119,11 +217,12 @@
         <w:br/>
         <w:t>PHOTO;</w:t>
         <w:br/>
-        <w:t>PHOTO (2)</w:t>
         <w:br/>
-        <w:t>1. "I Am a Man" deals with a painful strike. It stars (from left) Robert Christophe, Vince Williams, Herb Downer. (MARK GARVIN)</w:t>
+        <w:t>PHOTO (1)</w:t>
         <w:br/>
-        <w:t>2. Andrew Boyer plays the Memphis mayor in the drama about the '68 strike.</w:t>
+        <w:t>1. Jim Cooper wanted as a child to be Tennessee governor. Life took him to</w:t>
+        <w:br/>
+        <w:t>Washington instead. (Associated Press)</w:t>
       </w:r>
     </w:p>
     <w:sectPr>
